--- a/public/templates/9-14 invensi.docx
+++ b/public/templates/9-14 invensi.docx
@@ -148,7 +148,7 @@
     <w:tbl>
       <w:tblPr>
         <w:tblStyle w:val="a0"/>
-        <w:tblW w:w="9571" w:type="dxa"/>
+        <w:tblW w:w="9855" w:type="dxa"/>
         <w:tblInd w:w="176" w:type="dxa"/>
         <w:tblBorders>
           <w:top w:val="single" w:sz="4" w:space="0" w:color="000000"/>
@@ -164,7 +164,7 @@
       <w:tblGrid>
         <w:gridCol w:w="641"/>
         <w:gridCol w:w="3341"/>
-        <w:gridCol w:w="5589"/>
+        <w:gridCol w:w="5873"/>
       </w:tblGrid>
       <w:tr>
         <w:trPr>
@@ -216,7 +216,7 @@
         </w:tc>
         <w:tc>
           <w:tcPr>
-            <w:tcW w:w="5589" w:type="dxa"/>
+            <w:tcW w:w="5873" w:type="dxa"/>
             <w:vAlign w:val="center"/>
           </w:tcPr>
           <w:p>
@@ -341,7 +341,7 @@
         </w:tc>
         <w:tc>
           <w:tcPr>
-            <w:tcW w:w="5589" w:type="dxa"/>
+            <w:tcW w:w="5873" w:type="dxa"/>
           </w:tcPr>
           <w:p>
             <w:pPr>
